--- a/docs/privacy-and-legal/Data-Security-and-Identity-Protection.docx
+++ b/docs/privacy-and-legal/Data-Security-and-Identity-Protection.docx
@@ -2639,7 +2639,7 @@
         <w:t>Legal status of the operator:</w:t>
       </w:r>
       <w:r>
-        <w:t xml:space="preserve"> the platform is run today by Kevin Hallinan individually and is moving into Impact Mining, Inc., an Ohio nonprofit now being formed. This document and the privacy notice will be updated when that is official.</w:t>
+        <w:t xml:space="preserve"> the platform is run today by Kevin Hallinan individually, for vAI (the program run by the Davidson AI Futures Lab together with Kevin). Impact Mining, Inc., an Ohio nonprofit now being formed, will raise funds for vAI and does not own the platform. This document and the privacy notice will be updated if the legally responsible party changes.</w:t>
       </w:r>
     </w:p>
     <w:p>
